--- a/docs/source_book_data.docx
+++ b/docs/source_book_data.docx
@@ -196,10 +196,10 @@
     <w:bookmarkStart w:id="25" w:name="timeline-of-the-observers"/>
     <w:p>
       <w:pPr>
-        <w:pStyle w:val="Heading2"/>
-      </w:pPr>
-      <w:r>
-        <w:t xml:space="preserve">1 Timeline of the observers</w:t>
+        <w:pStyle w:val="Heading1"/>
+      </w:pPr>
+      <w:r>
+        <w:t xml:space="preserve">1. Timeline of the observers</w:t>
       </w:r>
     </w:p>
     <w:p>
@@ -322,10 +322,10 @@
     <w:bookmarkStart w:id="29" w:name="bubble-plot-of-the-observers"/>
     <w:p>
       <w:pPr>
-        <w:pStyle w:val="Heading2"/>
-      </w:pPr>
-      <w:r>
-        <w:t xml:space="preserve">2 Bubble plot of the observers</w:t>
+        <w:pStyle w:val="Heading1"/>
+      </w:pPr>
+      <w:r>
+        <w:t xml:space="preserve">2. Bubble plot of the observers</w:t>
       </w:r>
     </w:p>
     <w:p>
@@ -498,10 +498,10 @@
     <w:bookmarkStart w:id="31" w:name="animated-bubble-plot-of-the-observers"/>
     <w:p>
       <w:pPr>
-        <w:pStyle w:val="Heading2"/>
-      </w:pPr>
-      <w:r>
-        <w:t xml:space="preserve">3 Animated bubble plot of the observers</w:t>
+        <w:pStyle w:val="Heading1"/>
+      </w:pPr>
+      <w:r>
+        <w:t xml:space="preserve">3. Animated bubble plot of the observers</w:t>
       </w:r>
     </w:p>
     <w:p>
